--- a/entrega/Guia_Detalhado_Codigo.docx
+++ b/entrega/Guia_Detalhado_Codigo.docx
@@ -12,7 +12,7 @@
     </w:p>
     <w:p>
       <w:r>
-        <w:t>Este guia acompanha a implementação real em src/main e src/test. Seu objetivo é permitir que o estudante compreenda a responsabilidade de cada arquivo, o motivo das principais decisões e a sequência de execução. O relatório técnico apresenta o contexto acadêmico; este documento aprofunda o funcionamento interno.</w:t>
+        <w:t>Este guia acompanha a implementação real em src/main e src/test. Apresenta a responsabilidade de cada arquivo, o motivo das principais decisões e a sequência de execução. O relatório técnico apresenta o contexto acadêmico; este documento aprofunda o funcionamento interno.</w:t>
       </w:r>
     </w:p>
     <w:p>
@@ -899,7 +899,7 @@
     </w:p>
     <w:p>
       <w:r>
-        <w:t>O relatório VERIFICACAO.md é produzido a partir dos XMLs JUnit; o número de testes parametrizados considera cada combinação executada. Não se converte uma lista de testes planejados em resultados executados. Os testes HTTP verificam HTML e comportamento; as capturas de navegador permitem conferir a apresentação visual.</w:t>
+        <w:t>O relatório VERIFICACAO.md é produzido a partir dos XMLs JUnit; o número de testes parametrizados considera cada combinação executada. Os testes HTTP verificam HTML e comportamento; as capturas de navegador permitem conferir a apresentação visual.</w:t>
       </w:r>
     </w:p>
     <w:p>
